--- a/Documentacion/09_Backups.docx
+++ b/Documentacion/09_Backups.docx
@@ -30,19 +30,7 @@
           <w:rPr>
             <w:rStyle w:val="Hipervnculo"/>
           </w:rPr>
-          <w:t>https://gemini.google.com/app/be05d4fe03</w:t>
-        </w:r>
-        <w:r>
-          <w:rPr>
-            <w:rStyle w:val="Hipervnculo"/>
-          </w:rPr>
-          <w:t>8</w:t>
-        </w:r>
-        <w:r>
-          <w:rPr>
-            <w:rStyle w:val="Hipervnculo"/>
-          </w:rPr>
-          <w:t>82056?hl=es-ES</w:t>
+          <w:t>https://gemini.google.com/app/be05d4fe03882056?hl=es-ES</w:t>
         </w:r>
       </w:hyperlink>
     </w:p>
@@ -900,23 +888,7 @@
             <w:b/>
             <w:bCs/>
           </w:rPr>
-          <w:t>https://gemini.google.com/app/be05d4fe03882056?hl=es</w:t>
-        </w:r>
-        <w:r>
-          <w:rPr>
-            <w:rStyle w:val="Hipervnculo"/>
-            <w:b/>
-            <w:bCs/>
-          </w:rPr>
-          <w:t>-</w:t>
-        </w:r>
-        <w:r>
-          <w:rPr>
-            <w:rStyle w:val="Hipervnculo"/>
-            <w:b/>
-            <w:bCs/>
-          </w:rPr>
-          <w:t>ES</w:t>
+          <w:t>https://gemini.google.com/app/be05d4fe03882056?hl=es-ES</w:t>
         </w:r>
       </w:hyperlink>
       <w:r>
@@ -1091,6 +1063,9 @@
     <w:p/>
     <w:p>
       <w:r>
+        <w:rPr>
+          <w:noProof/>
+        </w:rPr>
         <w:lastRenderedPageBreak/>
         <w:drawing>
           <wp:inline distT="0" distB="0" distL="0" distR="0" wp14:anchorId="35E31054" wp14:editId="62F64453">
@@ -1304,6 +1279,9 @@
     <w:p/>
     <w:p>
       <w:r>
+        <w:rPr>
+          <w:noProof/>
+        </w:rPr>
         <w:drawing>
           <wp:inline distT="0" distB="0" distL="0" distR="0" wp14:anchorId="13B1E7CA" wp14:editId="3943766B">
             <wp:extent cx="8229600" cy="1734820"/>
@@ -1344,6 +1322,9 @@
     <w:p/>
     <w:p>
       <w:r>
+        <w:rPr>
+          <w:noProof/>
+        </w:rPr>
         <w:lastRenderedPageBreak/>
         <w:drawing>
           <wp:inline distT="0" distB="0" distL="0" distR="0" wp14:anchorId="5BBF018D" wp14:editId="3637269F">
@@ -1401,6 +1382,9 @@
     </w:p>
     <w:p>
       <w:r>
+        <w:rPr>
+          <w:noProof/>
+        </w:rPr>
         <w:drawing>
           <wp:inline distT="0" distB="0" distL="0" distR="0" wp14:anchorId="1B0A70B5" wp14:editId="1C1C702D">
             <wp:extent cx="8229600" cy="2447290"/>
@@ -1441,6 +1425,9 @@
     <w:p/>
     <w:p>
       <w:r>
+        <w:rPr>
+          <w:noProof/>
+        </w:rPr>
         <w:lastRenderedPageBreak/>
         <w:drawing>
           <wp:inline distT="0" distB="0" distL="0" distR="0" wp14:anchorId="5A28E1F6" wp14:editId="2390A34E">
@@ -1508,6 +1495,9 @@
         </w:sectPr>
       </w:pPr>
       <w:r>
+        <w:rPr>
+          <w:noProof/>
+        </w:rPr>
         <w:drawing>
           <wp:inline distT="0" distB="0" distL="0" distR="0" wp14:anchorId="52B44FAD" wp14:editId="2479831C">
             <wp:extent cx="8229600" cy="2585720"/>
@@ -1545,7 +1535,60 @@
         </w:drawing>
       </w:r>
     </w:p>
+    <w:p>
+      <w:r>
+        <w:lastRenderedPageBreak/>
+        <w:t xml:space="preserve">Restarurar base de datos: </w:t>
+      </w:r>
+      <w:r>
+        <w:t>mysql fog &lt; /FOGBACKUP/20260414_1/mysql/fog.sql</w:t>
+      </w:r>
+    </w:p>
     <w:p/>
+    <w:p>
+      <w:r>
+        <w:t>A la hora de restaurar imágenes, tener mucho cuidado con los permisos (dueño y permisos de ejecución)</w:t>
+      </w:r>
+    </w:p>
+    <w:p>
+      <w:r>
+        <w:drawing>
+          <wp:inline distT="0" distB="0" distL="0" distR="0" wp14:anchorId="139EF57E" wp14:editId="019C030D">
+            <wp:extent cx="5943600" cy="3601720"/>
+            <wp:effectExtent l="0" t="0" r="0" b="0"/>
+            <wp:docPr id="249586807" name="Imagen 1"/>
+            <wp:cNvGraphicFramePr>
+              <a:graphicFrameLocks xmlns:a="http://schemas.openxmlformats.org/drawingml/2006/main" noChangeAspect="1"/>
+            </wp:cNvGraphicFramePr>
+            <a:graphic xmlns:a="http://schemas.openxmlformats.org/drawingml/2006/main">
+              <a:graphicData uri="http://schemas.openxmlformats.org/drawingml/2006/picture">
+                <pic:pic xmlns:pic="http://schemas.openxmlformats.org/drawingml/2006/picture">
+                  <pic:nvPicPr>
+                    <pic:cNvPr id="249586807" name=""/>
+                    <pic:cNvPicPr/>
+                  </pic:nvPicPr>
+                  <pic:blipFill>
+                    <a:blip r:embed="rId31"/>
+                    <a:stretch>
+                      <a:fillRect/>
+                    </a:stretch>
+                  </pic:blipFill>
+                  <pic:spPr>
+                    <a:xfrm>
+                      <a:off x="0" y="0"/>
+                      <a:ext cx="5943600" cy="3601720"/>
+                    </a:xfrm>
+                    <a:prstGeom prst="rect">
+                      <a:avLst/>
+                    </a:prstGeom>
+                  </pic:spPr>
+                </pic:pic>
+              </a:graphicData>
+            </a:graphic>
+          </wp:inline>
+        </w:drawing>
+      </w:r>
+    </w:p>
     <w:sectPr>
       <w:pgSz w:w="12240" w:h="15840"/>
       <w:pgMar w:top="1440" w:right="1440" w:bottom="1440" w:left="1440" w:header="708" w:footer="708" w:gutter="0"/>
@@ -2832,6 +2875,7 @@
   <w:style w:type="character" w:default="1" w:styleId="Fuentedeprrafopredeter">
     <w:name w:val="Default Paragraph Font"/>
     <w:uiPriority w:val="1"/>
+    <w:semiHidden/>
     <w:unhideWhenUsed/>
   </w:style>
   <w:style w:type="table" w:default="1" w:styleId="Tablanormal">

--- a/Documentacion/09_Backups.docx
+++ b/Documentacion/09_Backups.docx
@@ -4,12 +4,57 @@
   <w:body>
     <w:p>
       <w:r>
-        <w:t>Tenemos FOG en una VM de Proxmox, así que podemos usar cualquiera de las soluciones de Backup que nos ofrece el hypervisor proxmox.</w:t>
-      </w:r>
-    </w:p>
-    <w:p>
-      <w:r>
-        <w:t>Vamos a centrarnos en el backup por partes:</w:t>
+        <w:t xml:space="preserve">Tenemos FOG en una VM de </w:t>
+      </w:r>
+      <w:proofErr w:type="spellStart"/>
+      <w:r>
+        <w:t>Proxmox</w:t>
+      </w:r>
+      <w:proofErr w:type="spellEnd"/>
+      <w:r>
+        <w:t xml:space="preserve">, así que podemos usar cualquiera de las soluciones de </w:t>
+      </w:r>
+      <w:proofErr w:type="spellStart"/>
+      <w:r>
+        <w:t>Backup</w:t>
+      </w:r>
+      <w:proofErr w:type="spellEnd"/>
+      <w:r>
+        <w:t xml:space="preserve"> que nos ofrece el </w:t>
+      </w:r>
+      <w:proofErr w:type="spellStart"/>
+      <w:r>
+        <w:t>hypervisor</w:t>
+      </w:r>
+      <w:proofErr w:type="spellEnd"/>
+      <w:r>
+        <w:t xml:space="preserve"> </w:t>
+      </w:r>
+      <w:proofErr w:type="spellStart"/>
+      <w:r>
+        <w:t>proxmox</w:t>
+      </w:r>
+      <w:proofErr w:type="spellEnd"/>
+      <w:r>
+        <w:t>.</w:t>
+      </w:r>
+    </w:p>
+    <w:p>
+      <w:r>
+        <w:t xml:space="preserve">Vamos a centrarnos en </w:t>
+      </w:r>
+      <w:proofErr w:type="gramStart"/>
+      <w:r>
+        <w:t xml:space="preserve">el </w:t>
+      </w:r>
+      <w:proofErr w:type="spellStart"/>
+      <w:r>
+        <w:t>backup</w:t>
+      </w:r>
+      <w:proofErr w:type="spellEnd"/>
+      <w:proofErr w:type="gramEnd"/>
+      <w:r>
+        <w:t xml:space="preserve"> por partes:</w:t>
       </w:r>
     </w:p>
     <w:p>
@@ -25,7 +70,7 @@
       </w:r>
     </w:p>
     <w:p>
-      <w:hyperlink r:id="rId6" w:history="1">
+      <w:hyperlink r:id="rId8" w:history="1">
         <w:r>
           <w:rPr>
             <w:rStyle w:val="Hipervnculo"/>
@@ -76,7 +121,23 @@
         <w:t>SFTP</w:t>
       </w:r>
       <w:r>
-        <w:t xml:space="preserve"> (Secure FTP), ya que cifra los datos y es más fácil de configurar a través de routers/firewalls.</w:t>
+        <w:t xml:space="preserve"> (</w:t>
+      </w:r>
+      <w:proofErr w:type="spellStart"/>
+      <w:r>
+        <w:t>Secure</w:t>
+      </w:r>
+      <w:proofErr w:type="spellEnd"/>
+      <w:r>
+        <w:t xml:space="preserve"> FTP), ya que cifra los datos y es más fácil de configurar a través de </w:t>
+      </w:r>
+      <w:proofErr w:type="spellStart"/>
+      <w:r>
+        <w:t>routers</w:t>
+      </w:r>
+      <w:proofErr w:type="spellEnd"/>
+      <w:r>
+        <w:t>/firewalls.</w:t>
       </w:r>
     </w:p>
     <w:p>
@@ -131,7 +192,23 @@
           <w:b/>
           <w:bCs/>
         </w:rPr>
-        <w:t>"Servidor OpenSSH"</w:t>
+        <w:t xml:space="preserve">"Servidor </w:t>
+      </w:r>
+      <w:proofErr w:type="spellStart"/>
+      <w:r>
+        <w:rPr>
+          <w:b/>
+          <w:bCs/>
+        </w:rPr>
+        <w:t>OpenSSH</w:t>
+      </w:r>
+      <w:proofErr w:type="spellEnd"/>
+      <w:r>
+        <w:rPr>
+          <w:b/>
+          <w:bCs/>
+        </w:rPr>
+        <w:t>"</w:t>
       </w:r>
       <w:r>
         <w:t>.</w:t>
@@ -162,15 +239,32 @@
         <w:t>22</w:t>
       </w:r>
       <w:r>
-        <w:t xml:space="preserve"> esté abierto en el Firewall de Windows y, si hay un router de por medio, haz un </w:t>
+        <w:t xml:space="preserve"> esté abierto en el Firewall de Windows y, si hay un </w:t>
+      </w:r>
+      <w:proofErr w:type="spellStart"/>
+      <w:r>
+        <w:t>router</w:t>
+      </w:r>
+      <w:proofErr w:type="spellEnd"/>
+      <w:r>
+        <w:t xml:space="preserve"> de por medio, haz un </w:t>
       </w:r>
       <w:r>
         <w:rPr>
           <w:b/>
           <w:bCs/>
         </w:rPr>
-        <w:t>Port Forwarding</w:t>
-      </w:r>
+        <w:t xml:space="preserve">Port </w:t>
+      </w:r>
+      <w:proofErr w:type="spellStart"/>
+      <w:r>
+        <w:rPr>
+          <w:b/>
+          <w:bCs/>
+        </w:rPr>
+        <w:t>Forwarding</w:t>
+      </w:r>
+      <w:proofErr w:type="spellEnd"/>
       <w:r>
         <w:t xml:space="preserve"> del puerto 22 hacia esa IP.</w:t>
       </w:r>
@@ -204,17 +298,62 @@
     </w:p>
     <w:p>
       <w:r>
-        <w:t>cd /images</w:t>
-      </w:r>
-    </w:p>
-    <w:p>
-      <w:r>
-        <w:t>sudo tar -cvzf imagen_para_enviar.tar.gz NombreDeTuImagen/</w:t>
-      </w:r>
-    </w:p>
-    <w:p>
-      <w:r>
-        <w:t>sudo tar -cvzf W11-UEFI-Plantilla-Limpia.tar.gz W11-UEFI-Plantilla-Limpia/</w:t>
+        <w:t>cd /</w:t>
+      </w:r>
+      <w:proofErr w:type="spellStart"/>
+      <w:r>
+        <w:t>images</w:t>
+      </w:r>
+      <w:proofErr w:type="spellEnd"/>
+    </w:p>
+    <w:p>
+      <w:r>
+        <w:t xml:space="preserve">sudo </w:t>
+      </w:r>
+      <w:proofErr w:type="spellStart"/>
+      <w:r>
+        <w:t>tar</w:t>
+      </w:r>
+      <w:proofErr w:type="spellEnd"/>
+      <w:r>
+        <w:t xml:space="preserve"> -</w:t>
+      </w:r>
+      <w:proofErr w:type="spellStart"/>
+      <w:r>
+        <w:t>cvzf</w:t>
+      </w:r>
+      <w:proofErr w:type="spellEnd"/>
+      <w:r>
+        <w:t xml:space="preserve"> imagen_para_enviar.tar.gz </w:t>
+      </w:r>
+      <w:proofErr w:type="spellStart"/>
+      <w:r>
+        <w:t>NombreDeTuImagen</w:t>
+      </w:r>
+      <w:proofErr w:type="spellEnd"/>
+      <w:r>
+        <w:t>/</w:t>
+      </w:r>
+    </w:p>
+    <w:p>
+      <w:r>
+        <w:t xml:space="preserve">sudo </w:t>
+      </w:r>
+      <w:proofErr w:type="spellStart"/>
+      <w:r>
+        <w:t>tar</w:t>
+      </w:r>
+      <w:proofErr w:type="spellEnd"/>
+      <w:r>
+        <w:t xml:space="preserve"> -</w:t>
+      </w:r>
+      <w:proofErr w:type="spellStart"/>
+      <w:r>
+        <w:t>cvzf</w:t>
+      </w:r>
+      <w:proofErr w:type="spellEnd"/>
+      <w:r>
+        <w:t xml:space="preserve"> W11-UEFI-Plantilla-Limpia.tar.gz W11-UEFI-Plantilla-Limpia/</w:t>
       </w:r>
     </w:p>
     <w:p/>
@@ -239,7 +378,7 @@
                     <pic:cNvPicPr/>
                   </pic:nvPicPr>
                   <pic:blipFill>
-                    <a:blip r:embed="rId7"/>
+                    <a:blip r:embed="rId9"/>
                     <a:stretch>
                       <a:fillRect/>
                     </a:stretch>
@@ -278,7 +417,15 @@
     </w:p>
     <w:p>
       <w:r>
-        <w:t>Para facilitar las cosas, vamos a usar Filezilla desde un equipo cliente. En este caso Windows.</w:t>
+        <w:t xml:space="preserve">Para facilitar las cosas, vamos a usar </w:t>
+      </w:r>
+      <w:proofErr w:type="spellStart"/>
+      <w:r>
+        <w:t>Filezilla</w:t>
+      </w:r>
+      <w:proofErr w:type="spellEnd"/>
+      <w:r>
+        <w:t xml:space="preserve"> desde un equipo cliente. En este caso Windows.</w:t>
       </w:r>
     </w:p>
     <w:p>
@@ -318,7 +465,7 @@
                     <pic:cNvPicPr/>
                   </pic:nvPicPr>
                   <pic:blipFill>
-                    <a:blip r:embed="rId8"/>
+                    <a:blip r:embed="rId10"/>
                     <a:stretch>
                       <a:fillRect/>
                     </a:stretch>
@@ -361,7 +508,7 @@
                     <pic:cNvPicPr/>
                   </pic:nvPicPr>
                   <pic:blipFill>
-                    <a:blip r:embed="rId9"/>
+                    <a:blip r:embed="rId11"/>
                     <a:stretch>
                       <a:fillRect/>
                     </a:stretch>
@@ -395,24 +542,61 @@
     <w:p>
       <w:r>
         <w:lastRenderedPageBreak/>
-        <w:t>Exportación del archivo .csv con los datos de las imágenes.</w:t>
-      </w:r>
-    </w:p>
-    <w:p>
-      <w:r>
-        <w:t xml:space="preserve">Images </w:t>
+        <w:t>Exportación del archivo .</w:t>
+      </w:r>
+      <w:proofErr w:type="spellStart"/>
+      <w:r>
+        <w:t>csv</w:t>
+      </w:r>
+      <w:proofErr w:type="spellEnd"/>
+      <w:r>
+        <w:t xml:space="preserve"> con los datos de las imágenes.</w:t>
+      </w:r>
+    </w:p>
+    <w:p>
+      <w:proofErr w:type="spellStart"/>
+      <w:r>
+        <w:t>Images</w:t>
+      </w:r>
+      <w:proofErr w:type="spellEnd"/>
+      <w:r>
+        <w:t xml:space="preserve"> </w:t>
       </w:r>
       <w:r>
         <w:sym w:font="Wingdings" w:char="F0E0"/>
       </w:r>
       <w:r>
-        <w:t xml:space="preserve"> Export Images </w:t>
+        <w:t xml:space="preserve"> </w:t>
+      </w:r>
+      <w:proofErr w:type="spellStart"/>
+      <w:r>
+        <w:t>Export</w:t>
+      </w:r>
+      <w:proofErr w:type="spellEnd"/>
+      <w:r>
+        <w:t xml:space="preserve"> </w:t>
+      </w:r>
+      <w:proofErr w:type="spellStart"/>
+      <w:r>
+        <w:t>Images</w:t>
+      </w:r>
+      <w:proofErr w:type="spellEnd"/>
+      <w:r>
+        <w:t xml:space="preserve"> </w:t>
       </w:r>
       <w:r>
         <w:sym w:font="Wingdings" w:char="F0E0"/>
       </w:r>
       <w:r>
-        <w:t xml:space="preserve"> Export CSV</w:t>
+        <w:t xml:space="preserve"> </w:t>
+      </w:r>
+      <w:proofErr w:type="spellStart"/>
+      <w:r>
+        <w:t>Export</w:t>
+      </w:r>
+      <w:proofErr w:type="spellEnd"/>
+      <w:r>
+        <w:t xml:space="preserve"> CSV</w:t>
       </w:r>
     </w:p>
     <w:p>
@@ -436,7 +620,7 @@
                     <pic:cNvPicPr/>
                   </pic:nvPicPr>
                   <pic:blipFill>
-                    <a:blip r:embed="rId10"/>
+                    <a:blip r:embed="rId12"/>
                     <a:stretch>
                       <a:fillRect/>
                     </a:stretch>
@@ -459,7 +643,15 @@
     </w:p>
     <w:p>
       <w:r>
-        <w:t>Nos generará un archivo “.csv” el cual contiene por defecto los datos de todas las imágenes que hay en FOG. Si queremos enviar solo los datos de una, tendremos que modificar nosotros mismos el archivo.</w:t>
+        <w:t>Nos generará un archivo “.</w:t>
+      </w:r>
+      <w:proofErr w:type="spellStart"/>
+      <w:r>
+        <w:t>csv</w:t>
+      </w:r>
+      <w:proofErr w:type="spellEnd"/>
+      <w:r>
+        <w:t>” el cual contiene por defecto los datos de todas las imágenes que hay en FOG. Si queremos enviar solo los datos de una, tendremos que modificar nosotros mismos el archivo.</w:t>
       </w:r>
     </w:p>
     <w:p>
@@ -483,7 +675,7 @@
                     <pic:cNvPicPr/>
                   </pic:nvPicPr>
                   <pic:blipFill>
-                    <a:blip r:embed="rId11"/>
+                    <a:blip r:embed="rId13"/>
                     <a:stretch>
                       <a:fillRect/>
                     </a:stretch>
@@ -517,17 +709,49 @@
     <w:p>
       <w:r>
         <w:lastRenderedPageBreak/>
-        <w:t>Importar: Lo vamos a probar llevando la Imagen y el archivo .csv a otro servidor FOG en otra red diferente.</w:t>
-      </w:r>
-    </w:p>
-    <w:p>
-      <w:r>
-        <w:t>Para facilitar las cosas vamos a usar Filezilla de nuevo. Importamos el archivo en “/images”</w:t>
-      </w:r>
-    </w:p>
-    <w:p>
-      <w:r>
-        <w:t>También podemos usar el comando scp:</w:t>
+        <w:t>Importar: Lo vamos a probar llevando la Imagen y el archivo .</w:t>
+      </w:r>
+      <w:proofErr w:type="spellStart"/>
+      <w:r>
+        <w:t>csv</w:t>
+      </w:r>
+      <w:proofErr w:type="spellEnd"/>
+      <w:r>
+        <w:t xml:space="preserve"> a otro servidor FOG en otra red diferente.</w:t>
+      </w:r>
+    </w:p>
+    <w:p>
+      <w:r>
+        <w:t xml:space="preserve">Para facilitar las cosas vamos a usar </w:t>
+      </w:r>
+      <w:proofErr w:type="spellStart"/>
+      <w:r>
+        <w:t>Filezilla</w:t>
+      </w:r>
+      <w:proofErr w:type="spellEnd"/>
+      <w:r>
+        <w:t xml:space="preserve"> de nuevo. Importamos el archivo en “/</w:t>
+      </w:r>
+      <w:proofErr w:type="spellStart"/>
+      <w:r>
+        <w:t>images</w:t>
+      </w:r>
+      <w:proofErr w:type="spellEnd"/>
+      <w:r>
+        <w:t>”</w:t>
+      </w:r>
+    </w:p>
+    <w:p>
+      <w:r>
+        <w:t xml:space="preserve">También podemos usar el comando </w:t>
+      </w:r>
+      <w:proofErr w:type="spellStart"/>
+      <w:r>
+        <w:t>scp</w:t>
+      </w:r>
+      <w:proofErr w:type="spellEnd"/>
+      <w:r>
+        <w:t>:</w:t>
       </w:r>
       <w:r>
         <w:t xml:space="preserve"> (Algo parecido).</w:t>
@@ -537,8 +761,13 @@
       </w:r>
     </w:p>
     <w:p>
-      <w:r>
-        <w:t>scp root@10.2.7.5:/home/cristobal/despertar_fog.sh C:\Users\cristobal\Desktop\</w:t>
+      <w:proofErr w:type="spellStart"/>
+      <w:r>
+        <w:t>scp</w:t>
+      </w:r>
+      <w:proofErr w:type="spellEnd"/>
+      <w:r>
+        <w:t xml:space="preserve"> root@10.2.7.5:/home/cristobal/despertar_fog.sh C:\Users\cristobal\Desktop\</w:t>
       </w:r>
     </w:p>
     <w:p>
@@ -562,7 +791,7 @@
                     <pic:cNvPicPr/>
                   </pic:nvPicPr>
                   <pic:blipFill>
-                    <a:blip r:embed="rId12"/>
+                    <a:blip r:embed="rId14"/>
                     <a:stretch>
                       <a:fillRect/>
                     </a:stretch>
@@ -604,7 +833,7 @@
                     <pic:cNvPicPr/>
                   </pic:nvPicPr>
                   <pic:blipFill>
-                    <a:blip r:embed="rId13"/>
+                    <a:blip r:embed="rId15"/>
                     <a:stretch>
                       <a:fillRect/>
                     </a:stretch>
@@ -631,8 +860,21 @@
       </w:r>
     </w:p>
     <w:p>
-      <w:r>
-        <w:t>tar -xvzf W11-UEFI-Plantilla-Limpia.tar.gz</w:t>
+      <w:proofErr w:type="spellStart"/>
+      <w:r>
+        <w:t>tar</w:t>
+      </w:r>
+      <w:proofErr w:type="spellEnd"/>
+      <w:r>
+        <w:t xml:space="preserve"> -</w:t>
+      </w:r>
+      <w:proofErr w:type="spellStart"/>
+      <w:r>
+        <w:t>xvzf</w:t>
+      </w:r>
+      <w:proofErr w:type="spellEnd"/>
+      <w:r>
+        <w:t xml:space="preserve"> W11-UEFI-Plantilla-Limpia.tar.gz</w:t>
       </w:r>
     </w:p>
     <w:p>
@@ -657,7 +899,7 @@
                     <pic:cNvPicPr/>
                   </pic:nvPicPr>
                   <pic:blipFill>
-                    <a:blip r:embed="rId14"/>
+                    <a:blip r:embed="rId16"/>
                     <a:stretch>
                       <a:fillRect/>
                     </a:stretch>
@@ -680,22 +922,50 @@
     </w:p>
     <w:p>
       <w:r>
-        <w:t>Ahora vamos a importar el archivo .csv</w:t>
-      </w:r>
-    </w:p>
-    <w:p>
-      <w:r>
-        <w:t xml:space="preserve">Images </w:t>
+        <w:t>Ahora vamos a importar el archivo .</w:t>
+      </w:r>
+      <w:proofErr w:type="spellStart"/>
+      <w:r>
+        <w:t>csv</w:t>
+      </w:r>
+      <w:proofErr w:type="spellEnd"/>
+    </w:p>
+    <w:p>
+      <w:proofErr w:type="spellStart"/>
+      <w:r>
+        <w:t>Images</w:t>
+      </w:r>
+      <w:proofErr w:type="spellEnd"/>
+      <w:r>
+        <w:t xml:space="preserve"> </w:t>
       </w:r>
       <w:r>
         <w:sym w:font="Wingdings" w:char="F0E0"/>
       </w:r>
       <w:r>
-        <w:t xml:space="preserve"> Import Images</w:t>
-      </w:r>
-      <w:r>
-        <w:t>: Seleccionamos el archivo .csv</w:t>
-      </w:r>
+        <w:t xml:space="preserve"> </w:t>
+      </w:r>
+      <w:proofErr w:type="spellStart"/>
+      <w:r>
+        <w:t>Import</w:t>
+      </w:r>
+      <w:proofErr w:type="spellEnd"/>
+      <w:r>
+        <w:t xml:space="preserve"> </w:t>
+      </w:r>
+      <w:proofErr w:type="spellStart"/>
+      <w:r>
+        <w:t>Images</w:t>
+      </w:r>
+      <w:proofErr w:type="spellEnd"/>
+      <w:r>
+        <w:t>: Seleccionamos el archivo .</w:t>
+      </w:r>
+      <w:proofErr w:type="spellStart"/>
+      <w:r>
+        <w:t>csv</w:t>
+      </w:r>
+      <w:proofErr w:type="spellEnd"/>
     </w:p>
     <w:p>
       <w:r>
@@ -718,7 +988,7 @@
                     <pic:cNvPicPr/>
                   </pic:nvPicPr>
                   <pic:blipFill>
-                    <a:blip r:embed="rId15"/>
+                    <a:blip r:embed="rId17"/>
                     <a:stretch>
                       <a:fillRect/>
                     </a:stretch>
@@ -768,7 +1038,7 @@
                     <pic:cNvPicPr/>
                   </pic:nvPicPr>
                   <pic:blipFill>
-                    <a:blip r:embed="rId16"/>
+                    <a:blip r:embed="rId18"/>
                     <a:stretch>
                       <a:fillRect/>
                     </a:stretch>
@@ -816,7 +1086,7 @@
                     <pic:cNvPicPr/>
                   </pic:nvPicPr>
                   <pic:blipFill>
-                    <a:blip r:embed="rId17"/>
+                    <a:blip r:embed="rId19"/>
                     <a:stretch>
                       <a:fillRect/>
                     </a:stretch>
@@ -839,7 +1109,15 @@
     </w:p>
     <w:p>
       <w:r>
-        <w:t>Muy importante, el “Image Path” debe coincidir con si situación real.</w:t>
+        <w:t>Muy importante, el “</w:t>
+      </w:r>
+      <w:proofErr w:type="spellStart"/>
+      <w:r>
+        <w:t>Image</w:t>
+      </w:r>
+      <w:proofErr w:type="spellEnd"/>
+      <w:r>
+        <w:t xml:space="preserve"> Path” debe coincidir con si situación real.</w:t>
       </w:r>
     </w:p>
     <w:p>
@@ -881,7 +1159,7 @@
         </w:rPr>
         <w:t xml:space="preserve">HACER TAMBIÉN LO DEL TRASPASO CON DISCO DURO EXTERNO. </w:t>
       </w:r>
-      <w:hyperlink r:id="rId18" w:history="1">
+      <w:hyperlink r:id="rId20" w:history="1">
         <w:r>
           <w:rPr>
             <w:rStyle w:val="Hipervnculo"/>
@@ -907,15 +1185,49 @@
       </w:r>
     </w:p>
     <w:p>
-      <w:r>
-        <w:t>scp /images/W11-UEFI-Plantilla-Limpia.tar.gz root@10.2.7.6:/images/</w:t>
-      </w:r>
-    </w:p>
-    <w:p>
-      <w:r>
-        <w:t xml:space="preserve">scp -r /images/W11-UEFI-Plantilla-Limpia </w:t>
-      </w:r>
-      <w:hyperlink r:id="rId19" w:history="1">
+      <w:proofErr w:type="spellStart"/>
+      <w:r>
+        <w:t>scp</w:t>
+      </w:r>
+      <w:proofErr w:type="spellEnd"/>
+      <w:r>
+        <w:t xml:space="preserve"> /</w:t>
+      </w:r>
+      <w:proofErr w:type="spellStart"/>
+      <w:r>
+        <w:t>images</w:t>
+      </w:r>
+      <w:proofErr w:type="spellEnd"/>
+      <w:r>
+        <w:t>/W11-UEFI-Plantilla-Limpia.tar.gz root@10.2.7.6:/</w:t>
+      </w:r>
+      <w:proofErr w:type="spellStart"/>
+      <w:r>
+        <w:t>images</w:t>
+      </w:r>
+      <w:proofErr w:type="spellEnd"/>
+      <w:r>
+        <w:t>/</w:t>
+      </w:r>
+    </w:p>
+    <w:p>
+      <w:proofErr w:type="spellStart"/>
+      <w:r>
+        <w:t>scp</w:t>
+      </w:r>
+      <w:proofErr w:type="spellEnd"/>
+      <w:r>
+        <w:t xml:space="preserve"> -r /</w:t>
+      </w:r>
+      <w:proofErr w:type="spellStart"/>
+      <w:r>
+        <w:t>images</w:t>
+      </w:r>
+      <w:proofErr w:type="spellEnd"/>
+      <w:r>
+        <w:t xml:space="preserve">/W11-UEFI-Plantilla-Limpia </w:t>
+      </w:r>
+      <w:hyperlink r:id="rId21" w:history="1">
         <w:r>
           <w:rPr>
             <w:rStyle w:val="Hipervnculo"/>
@@ -945,7 +1257,7 @@
                     <pic:cNvPicPr/>
                   </pic:nvPicPr>
                   <pic:blipFill>
-                    <a:blip r:embed="rId20"/>
+                    <a:blip r:embed="rId22"/>
                     <a:stretch>
                       <a:fillRect/>
                     </a:stretch>
@@ -992,7 +1304,7 @@
                     <pic:cNvPicPr/>
                   </pic:nvPicPr>
                   <pic:blipFill>
-                    <a:blip r:embed="rId21"/>
+                    <a:blip r:embed="rId23"/>
                     <a:stretch>
                       <a:fillRect/>
                     </a:stretch>
@@ -1019,8 +1331,23 @@
       </w:r>
     </w:p>
     <w:p>
-      <w:r>
-        <w:t>chown fogproject:root W11-UEFI-Plantilla-Limpia</w:t>
+      <w:proofErr w:type="spellStart"/>
+      <w:r>
+        <w:t>chown</w:t>
+      </w:r>
+      <w:proofErr w:type="spellEnd"/>
+      <w:r>
+        <w:t xml:space="preserve"> </w:t>
+      </w:r>
+      <w:proofErr w:type="spellStart"/>
+      <w:proofErr w:type="gramStart"/>
+      <w:r>
+        <w:t>fogproject:root</w:t>
+      </w:r>
+      <w:proofErr w:type="spellEnd"/>
+      <w:proofErr w:type="gramEnd"/>
+      <w:r>
+        <w:t xml:space="preserve"> W11-UEFI-Plantilla-Limpia</w:t>
       </w:r>
     </w:p>
     <w:p/>
@@ -1029,20 +1356,114 @@
     <w:p>
       <w:r>
         <w:lastRenderedPageBreak/>
-        <w:t xml:space="preserve">O con “rsync”: </w:t>
-      </w:r>
-    </w:p>
-    <w:p>
-      <w:r>
-        <w:t xml:space="preserve">Example: </w:t>
+        <w:t>O con “</w:t>
+      </w:r>
+      <w:proofErr w:type="spellStart"/>
+      <w:r>
+        <w:t>rsync</w:t>
+      </w:r>
+      <w:proofErr w:type="spellEnd"/>
+      <w:r>
+        <w:t xml:space="preserve">”: </w:t>
+      </w:r>
+      <w:r>
+        <w:t xml:space="preserve"> </w:t>
+      </w:r>
+      <w:r>
+        <w:t xml:space="preserve">Para archivos grandes, </w:t>
+      </w:r>
+      <w:proofErr w:type="spellStart"/>
+      <w:r>
+        <w:rPr>
+          <w:b/>
+          <w:bCs/>
+        </w:rPr>
+        <w:t>scp</w:t>
+      </w:r>
+      <w:proofErr w:type="spellEnd"/>
+      <w:r>
+        <w:t xml:space="preserve"> realiza una copia lineal completa, sobrescribiendo siempre el destino. En cambio, </w:t>
+      </w:r>
+      <w:proofErr w:type="spellStart"/>
+      <w:r>
+        <w:rPr>
+          <w:b/>
+          <w:bCs/>
+        </w:rPr>
+        <w:t>rsync</w:t>
+      </w:r>
+      <w:proofErr w:type="spellEnd"/>
+      <w:r>
+        <w:t xml:space="preserve"> usa un algoritmo delta para transferir solo las diferencias, ahorrando tiempo y banda. Además, </w:t>
+      </w:r>
+      <w:proofErr w:type="spellStart"/>
+      <w:r>
+        <w:t>rsync</w:t>
+      </w:r>
+      <w:proofErr w:type="spellEnd"/>
+      <w:r>
+        <w:t xml:space="preserve"> permite reanudar descargas fallidas y garantiza actualizaciones atómicas mediante archivos temporales, siendo mucho más robusto y eficiente para </w:t>
+      </w:r>
+      <w:proofErr w:type="spellStart"/>
+      <w:r>
+        <w:t>backups</w:t>
+      </w:r>
+      <w:proofErr w:type="spellEnd"/>
+      <w:r>
+        <w:rPr>
+          <w:rStyle w:val="Refdenotaalpie"/>
+        </w:rPr>
+        <w:footnoteReference w:id="1"/>
+      </w:r>
+      <w:r>
+        <w:t>.</w:t>
+      </w:r>
+    </w:p>
+    <w:p>
+      <w:proofErr w:type="spellStart"/>
+      <w:r>
+        <w:t>Example</w:t>
+      </w:r>
+      <w:proofErr w:type="spellEnd"/>
+      <w:r>
+        <w:t xml:space="preserve">: </w:t>
       </w:r>
       <w:r>
         <w:t>Lo ejecutamos desde el servidor FOG que va a recibir las imágenes.</w:t>
       </w:r>
     </w:p>
     <w:p>
-      <w:r>
-        <w:t>rsync -avP root@10.2.7.5:/images/ /images/</w:t>
+      <w:proofErr w:type="spellStart"/>
+      <w:r>
+        <w:t>rsync</w:t>
+      </w:r>
+      <w:proofErr w:type="spellEnd"/>
+      <w:r>
+        <w:t xml:space="preserve"> -</w:t>
+      </w:r>
+      <w:proofErr w:type="spellStart"/>
+      <w:r>
+        <w:t>avP</w:t>
+      </w:r>
+      <w:proofErr w:type="spellEnd"/>
+      <w:r>
+        <w:t xml:space="preserve"> root@10.2.7.5:/</w:t>
+      </w:r>
+      <w:proofErr w:type="spellStart"/>
+      <w:r>
+        <w:t>images</w:t>
+      </w:r>
+      <w:proofErr w:type="spellEnd"/>
+      <w:r>
+        <w:t>/ /</w:t>
+      </w:r>
+      <w:proofErr w:type="spellStart"/>
+      <w:r>
+        <w:t>images</w:t>
+      </w:r>
+      <w:proofErr w:type="spellEnd"/>
+      <w:r>
+        <w:t>/</w:t>
       </w:r>
     </w:p>
     <w:p>
@@ -1056,8 +1477,37 @@
       </w:r>
     </w:p>
     <w:p>
-      <w:r>
-        <w:t>rsync -avPn root@10.2.7.5:/images/ /images/</w:t>
+      <w:proofErr w:type="spellStart"/>
+      <w:r>
+        <w:t>rsync</w:t>
+      </w:r>
+      <w:proofErr w:type="spellEnd"/>
+      <w:r>
+        <w:t xml:space="preserve"> -</w:t>
+      </w:r>
+      <w:proofErr w:type="spellStart"/>
+      <w:r>
+        <w:t>avPn</w:t>
+      </w:r>
+      <w:proofErr w:type="spellEnd"/>
+      <w:r>
+        <w:t xml:space="preserve"> root@10.2.7.5:/</w:t>
+      </w:r>
+      <w:proofErr w:type="spellStart"/>
+      <w:r>
+        <w:t>images</w:t>
+      </w:r>
+      <w:proofErr w:type="spellEnd"/>
+      <w:r>
+        <w:t>/ /</w:t>
+      </w:r>
+      <w:proofErr w:type="spellStart"/>
+      <w:r>
+        <w:t>images</w:t>
+      </w:r>
+      <w:proofErr w:type="spellEnd"/>
+      <w:r>
+        <w:t>/</w:t>
       </w:r>
     </w:p>
     <w:p/>
@@ -1083,7 +1533,7 @@
                     <pic:cNvPicPr/>
                   </pic:nvPicPr>
                   <pic:blipFill>
-                    <a:blip r:embed="rId22"/>
+                    <a:blip r:embed="rId24"/>
                     <a:stretch>
                       <a:fillRect/>
                     </a:stretch>
@@ -1146,7 +1596,7 @@
                     <pic:cNvPicPr/>
                   </pic:nvPicPr>
                   <pic:blipFill>
-                    <a:blip r:embed="rId23"/>
+                    <a:blip r:embed="rId25"/>
                     <a:stretch>
                       <a:fillRect/>
                     </a:stretch>
@@ -1188,7 +1638,7 @@
                     <pic:cNvPicPr/>
                   </pic:nvPicPr>
                   <pic:blipFill>
-                    <a:blip r:embed="rId24"/>
+                    <a:blip r:embed="rId26"/>
                     <a:stretch>
                       <a:fillRect/>
                     </a:stretch>
@@ -1238,7 +1688,7 @@
                     <pic:cNvPicPr/>
                   </pic:nvPicPr>
                   <pic:blipFill>
-                    <a:blip r:embed="rId25"/>
+                    <a:blip r:embed="rId27"/>
                     <a:stretch>
                       <a:fillRect/>
                     </a:stretch>
@@ -1273,7 +1723,15 @@
     <w:p>
       <w:r>
         <w:lastRenderedPageBreak/>
-        <w:t>También podemos importarlas todas (para lo del comando rsync, que ahí si las hicimos todas).</w:t>
+        <w:t xml:space="preserve">También podemos importarlas todas (para lo del comando </w:t>
+      </w:r>
+      <w:proofErr w:type="spellStart"/>
+      <w:r>
+        <w:t>rsync</w:t>
+      </w:r>
+      <w:proofErr w:type="spellEnd"/>
+      <w:r>
+        <w:t>, que ahí si las hicimos todas).</w:t>
       </w:r>
     </w:p>
     <w:p/>
@@ -1298,7 +1756,7 @@
                     <pic:cNvPicPr/>
                   </pic:nvPicPr>
                   <pic:blipFill>
-                    <a:blip r:embed="rId26"/>
+                    <a:blip r:embed="rId28"/>
                     <a:stretch>
                       <a:fillRect/>
                     </a:stretch>
@@ -1342,7 +1800,7 @@
                     <pic:cNvPicPr/>
                   </pic:nvPicPr>
                   <pic:blipFill>
-                    <a:blip r:embed="rId27"/>
+                    <a:blip r:embed="rId29"/>
                     <a:stretch>
                       <a:fillRect/>
                     </a:stretch>
@@ -1401,7 +1859,7 @@
                     <pic:cNvPicPr/>
                   </pic:nvPicPr>
                   <pic:blipFill>
-                    <a:blip r:embed="rId28"/>
+                    <a:blip r:embed="rId30"/>
                     <a:stretch>
                       <a:fillRect/>
                     </a:stretch>
@@ -1445,7 +1903,7 @@
                     <pic:cNvPicPr/>
                   </pic:nvPicPr>
                   <pic:blipFill>
-                    <a:blip r:embed="rId29"/>
+                    <a:blip r:embed="rId31"/>
                     <a:stretch>
                       <a:fillRect/>
                     </a:stretch>
@@ -1514,7 +1972,7 @@
                     <pic:cNvPicPr/>
                   </pic:nvPicPr>
                   <pic:blipFill>
-                    <a:blip r:embed="rId30"/>
+                    <a:blip r:embed="rId32"/>
                     <a:stretch>
                       <a:fillRect/>
                     </a:stretch>
@@ -1536,13 +1994,44 @@
       </w:r>
     </w:p>
     <w:p>
+      <w:proofErr w:type="spellStart"/>
       <w:r>
         <w:lastRenderedPageBreak/>
-        <w:t xml:space="preserve">Restarurar base de datos: </w:t>
-      </w:r>
-      <w:r>
-        <w:t>mysql fog &lt; /FOGBACKUP/20260414_1/mysql/fog.sql</w:t>
-      </w:r>
+        <w:t>Restarurar</w:t>
+      </w:r>
+      <w:proofErr w:type="spellEnd"/>
+      <w:r>
+        <w:t xml:space="preserve"> base de datos: </w:t>
+      </w:r>
+      <w:proofErr w:type="spellStart"/>
+      <w:r>
+        <w:t>mysql</w:t>
+      </w:r>
+      <w:proofErr w:type="spellEnd"/>
+      <w:r>
+        <w:t xml:space="preserve"> </w:t>
+      </w:r>
+      <w:proofErr w:type="spellStart"/>
+      <w:r>
+        <w:t>fog</w:t>
+      </w:r>
+      <w:proofErr w:type="spellEnd"/>
+      <w:r>
+        <w:t xml:space="preserve"> &lt; /FOGBACKUP/20260414_1/</w:t>
+      </w:r>
+      <w:proofErr w:type="spellStart"/>
+      <w:r>
+        <w:t>mysql</w:t>
+      </w:r>
+      <w:proofErr w:type="spellEnd"/>
+      <w:r>
+        <w:t>/</w:t>
+      </w:r>
+      <w:proofErr w:type="spellStart"/>
+      <w:r>
+        <w:t>fog.sql</w:t>
+      </w:r>
+      <w:proofErr w:type="spellEnd"/>
     </w:p>
     <w:p/>
     <w:p>
@@ -1552,6 +2041,9 @@
     </w:p>
     <w:p>
       <w:r>
+        <w:rPr>
+          <w:noProof/>
+        </w:rPr>
         <w:drawing>
           <wp:inline distT="0" distB="0" distL="0" distR="0" wp14:anchorId="139EF57E" wp14:editId="019C030D">
             <wp:extent cx="5943600" cy="3601720"/>
@@ -1568,7 +2060,7 @@
                     <pic:cNvPicPr/>
                   </pic:nvPicPr>
                   <pic:blipFill>
-                    <a:blip r:embed="rId31"/>
+                    <a:blip r:embed="rId33"/>
                     <a:stretch>
                       <a:fillRect/>
                     </a:stretch>
@@ -1597,6 +2089,83 @@
     </w:sectPr>
   </w:body>
 </w:document>
+</file>
+
+<file path=word/endnotes.xml><?xml version="1.0" encoding="utf-8"?>
+<w:endnotes xmlns:wpc="http://schemas.microsoft.com/office/word/2010/wordprocessingCanvas" xmlns:cx="http://schemas.microsoft.com/office/drawing/2014/chartex" xmlns:cx1="http://schemas.microsoft.com/office/drawing/2015/9/8/chartex" xmlns:cx2="http://schemas.microsoft.com/office/drawing/2015/10/21/chartex" xmlns:cx3="http://schemas.microsoft.com/office/drawing/2016/5/9/chartex" xmlns:cx4="http://schemas.microsoft.com/office/drawing/2016/5/10/chartex" xmlns:cx5="http://schemas.microsoft.com/office/drawing/2016/5/11/chartex" xmlns:cx6="http://schemas.microsoft.com/office/drawing/2016/5/12/chartex" xmlns:cx7="http://schemas.microsoft.com/office/drawing/2016/5/13/chartex" xmlns:cx8="http://schemas.microsoft.com/office/drawing/2016/5/14/chartex" xmlns:mc="http://schemas.openxmlformats.org/markup-compatibility/2006" xmlns:aink="http://schemas.microsoft.com/office/drawing/2016/ink" xmlns:am3d="http://schemas.microsoft.com/office/drawing/2017/model3d" xmlns:o="urn:schemas-microsoft-com:office:office" xmlns:oel="http://schemas.microsoft.com/office/2019/extlst" xmlns:r="http://schemas.openxmlformats.org/officeDocument/2006/relationships" xmlns:m="http://schemas.openxmlformats.org/officeDocument/2006/math" xmlns:v="urn:schemas-microsoft-com:vml" xmlns:wp14="http://schemas.microsoft.com/office/word/2010/wordprocessingDrawing" xmlns:wp="http://schemas.openxmlformats.org/drawingml/2006/wordprocessingDrawing" xmlns:w10="urn:schemas-microsoft-com:office:word" xmlns:w="http://schemas.openxmlformats.org/wordprocessingml/2006/main" xmlns:w14="http://schemas.microsoft.com/office/word/2010/wordml" xmlns:w15="http://schemas.microsoft.com/office/word/2012/wordml" xmlns:w16cex="http://schemas.microsoft.com/office/word/2018/wordml/cex" xmlns:w16cid="http://schemas.microsoft.com/office/word/2016/wordml/cid" xmlns:w16="http://schemas.microsoft.com/office/word/2018/wordml" xmlns:w16du="http://schemas.microsoft.com/office/word/2023/wordml/word16du" xmlns:w16sdtdh="http://schemas.microsoft.com/office/word/2020/wordml/sdtdatahash" xmlns:w16sdtfl="http://schemas.microsoft.com/office/word/2024/wordml/sdtformatlock" xmlns:w16se="http://schemas.microsoft.com/office/word/2015/wordml/symex" xmlns:wpg="http://schemas.microsoft.com/office/word/2010/wordprocessingGroup" xmlns:wpi="http://schemas.microsoft.com/office/word/2010/wordprocessingInk" xmlns:wne="http://schemas.microsoft.com/office/word/2006/wordml" xmlns:wps="http://schemas.microsoft.com/office/word/2010/wordprocessingShape" mc:Ignorable="w14 w15 w16se w16cid w16 w16cex w16sdtdh w16sdtfl w16du wp14">
+  <w:endnote w:type="separator" w:id="-1">
+    <w:p>
+      <w:pPr>
+        <w:spacing w:after="0" w:line="240" w:lineRule="auto"/>
+      </w:pPr>
+      <w:r>
+        <w:separator/>
+      </w:r>
+    </w:p>
+  </w:endnote>
+  <w:endnote w:type="continuationSeparator" w:id="0">
+    <w:p>
+      <w:pPr>
+        <w:spacing w:after="0" w:line="240" w:lineRule="auto"/>
+      </w:pPr>
+      <w:r>
+        <w:continuationSeparator/>
+      </w:r>
+    </w:p>
+  </w:endnote>
+</w:endnotes>
+</file>
+
+<file path=word/footnotes.xml><?xml version="1.0" encoding="utf-8"?>
+<w:footnotes xmlns:wpc="http://schemas.microsoft.com/office/word/2010/wordprocessingCanvas" xmlns:cx="http://schemas.microsoft.com/office/drawing/2014/chartex" xmlns:cx1="http://schemas.microsoft.com/office/drawing/2015/9/8/chartex" xmlns:cx2="http://schemas.microsoft.com/office/drawing/2015/10/21/chartex" xmlns:cx3="http://schemas.microsoft.com/office/drawing/2016/5/9/chartex" xmlns:cx4="http://schemas.microsoft.com/office/drawing/2016/5/10/chartex" xmlns:cx5="http://schemas.microsoft.com/office/drawing/2016/5/11/chartex" xmlns:cx6="http://schemas.microsoft.com/office/drawing/2016/5/12/chartex" xmlns:cx7="http://schemas.microsoft.com/office/drawing/2016/5/13/chartex" xmlns:cx8="http://schemas.microsoft.com/office/drawing/2016/5/14/chartex" xmlns:mc="http://schemas.openxmlformats.org/markup-compatibility/2006" xmlns:aink="http://schemas.microsoft.com/office/drawing/2016/ink" xmlns:am3d="http://schemas.microsoft.com/office/drawing/2017/model3d" xmlns:o="urn:schemas-microsoft-com:office:office" xmlns:oel="http://schemas.microsoft.com/office/2019/extlst" xmlns:r="http://schemas.openxmlformats.org/officeDocument/2006/relationships" xmlns:m="http://schemas.openxmlformats.org/officeDocument/2006/math" xmlns:v="urn:schemas-microsoft-com:vml" xmlns:wp14="http://schemas.microsoft.com/office/word/2010/wordprocessingDrawing" xmlns:wp="http://schemas.openxmlformats.org/drawingml/2006/wordprocessingDrawing" xmlns:w10="urn:schemas-microsoft-com:office:word" xmlns:w="http://schemas.openxmlformats.org/wordprocessingml/2006/main" xmlns:w14="http://schemas.microsoft.com/office/word/2010/wordml" xmlns:w15="http://schemas.microsoft.com/office/word/2012/wordml" xmlns:w16cex="http://schemas.microsoft.com/office/word/2018/wordml/cex" xmlns:w16cid="http://schemas.microsoft.com/office/word/2016/wordml/cid" xmlns:w16="http://schemas.microsoft.com/office/word/2018/wordml" xmlns:w16du="http://schemas.microsoft.com/office/word/2023/wordml/word16du" xmlns:w16sdtdh="http://schemas.microsoft.com/office/word/2020/wordml/sdtdatahash" xmlns:w16sdtfl="http://schemas.microsoft.com/office/word/2024/wordml/sdtformatlock" xmlns:w16se="http://schemas.microsoft.com/office/word/2015/wordml/symex" xmlns:wpg="http://schemas.microsoft.com/office/word/2010/wordprocessingGroup" xmlns:wpi="http://schemas.microsoft.com/office/word/2010/wordprocessingInk" xmlns:wne="http://schemas.microsoft.com/office/word/2006/wordml" xmlns:wps="http://schemas.microsoft.com/office/word/2010/wordprocessingShape" mc:Ignorable="w14 w15 w16se w16cid w16 w16cex w16sdtdh w16sdtfl w16du wp14">
+  <w:footnote w:type="separator" w:id="-1">
+    <w:p>
+      <w:pPr>
+        <w:spacing w:after="0" w:line="240" w:lineRule="auto"/>
+      </w:pPr>
+      <w:r>
+        <w:separator/>
+      </w:r>
+    </w:p>
+  </w:footnote>
+  <w:footnote w:type="continuationSeparator" w:id="0">
+    <w:p>
+      <w:pPr>
+        <w:spacing w:after="0" w:line="240" w:lineRule="auto"/>
+      </w:pPr>
+      <w:r>
+        <w:continuationSeparator/>
+      </w:r>
+    </w:p>
+  </w:footnote>
+  <w:footnote w:id="1">
+    <w:p>
+      <w:pPr>
+        <w:pStyle w:val="Textonotapie"/>
+      </w:pPr>
+      <w:r>
+        <w:rPr>
+          <w:rStyle w:val="Refdenotaalpie"/>
+        </w:rPr>
+        <w:footnoteRef/>
+      </w:r>
+      <w:r>
+        <w:t xml:space="preserve"> </w:t>
+      </w:r>
+      <w:hyperlink r:id="rId1" w:history="1">
+        <w:r>
+          <w:rPr>
+            <w:rStyle w:val="Hipervnculo"/>
+          </w:rPr>
+          <w:t>https://stackoverflow.com/questions/20244585/how-does-scp-differ-from-rsync</w:t>
+        </w:r>
+      </w:hyperlink>
+      <w:r>
+        <w:t xml:space="preserve"> </w:t>
+      </w:r>
+    </w:p>
+  </w:footnote>
+</w:footnotes>
 </file>
 
 <file path=word/numbering.xml><?xml version="1.0" encoding="utf-8"?>
@@ -2875,7 +3444,6 @@
   <w:style w:type="character" w:default="1" w:styleId="Fuentedeprrafopredeter">
     <w:name w:val="Default Paragraph Font"/>
     <w:uiPriority w:val="1"/>
-    <w:semiHidden/>
     <w:unhideWhenUsed/>
   </w:style>
   <w:style w:type="table" w:default="1" w:styleId="Tablanormal">
@@ -3237,6 +3805,46 @@
       <w:u w:val="single"/>
     </w:rPr>
   </w:style>
+  <w:style w:type="paragraph" w:styleId="Textonotapie">
+    <w:name w:val="footnote text"/>
+    <w:basedOn w:val="Normal"/>
+    <w:link w:val="TextonotapieCar"/>
+    <w:uiPriority w:val="99"/>
+    <w:semiHidden/>
+    <w:unhideWhenUsed/>
+    <w:rsid w:val="006E621B"/>
+    <w:pPr>
+      <w:spacing w:after="0" w:line="240" w:lineRule="auto"/>
+    </w:pPr>
+    <w:rPr>
+      <w:sz w:val="20"/>
+      <w:szCs w:val="20"/>
+    </w:rPr>
+  </w:style>
+  <w:style w:type="character" w:customStyle="1" w:styleId="TextonotapieCar">
+    <w:name w:val="Texto nota pie Car"/>
+    <w:basedOn w:val="Fuentedeprrafopredeter"/>
+    <w:link w:val="Textonotapie"/>
+    <w:uiPriority w:val="99"/>
+    <w:semiHidden/>
+    <w:rsid w:val="006E621B"/>
+    <w:rPr>
+      <w:sz w:val="20"/>
+      <w:szCs w:val="20"/>
+      <w:lang w:val="es-ES"/>
+    </w:rPr>
+  </w:style>
+  <w:style w:type="character" w:styleId="Refdenotaalpie">
+    <w:name w:val="footnote reference"/>
+    <w:basedOn w:val="Fuentedeprrafopredeter"/>
+    <w:uiPriority w:val="99"/>
+    <w:semiHidden/>
+    <w:unhideWhenUsed/>
+    <w:rsid w:val="006E621B"/>
+    <w:rPr>
+      <w:vertAlign w:val="superscript"/>
+    </w:rPr>
+  </w:style>
 </w:styles>
 </file>
 
